--- a/论文改稿/沈秋雨-基于GraphRAG的企业知识库检索优化研究.docx
+++ b/论文改稿/沈秋雨-基于GraphRAG的企业知识库检索优化研究.docx
@@ -60,10 +60,10 @@
             <v:path o:extrusionok="f" gradientshapeok="t" o:connecttype="rect"/>
             <o:lock v:ext="edit" aspectratio="t"/>
           </v:shapetype>
-          <v:shape id="_x0000_i1025" type="#_x0000_t75" alt="" style="width:442.7pt;height:593.25pt;mso-width-percent:0;mso-height-percent:0;mso-width-percent:0;mso-height-percent:0" o:ole="">
+          <v:shape id="_x0000_i1025" type="#_x0000_t75" alt="" style="width:442.3pt;height:592.95pt;mso-width-percent:0;mso-height-percent:0;mso-width-percent:0;mso-height-percent:0" o:ole="">
             <v:imagedata r:id="rId15" o:title=""/>
           </v:shape>
-          <o:OLEObject Type="Embed" ProgID="Word.Document.12" ShapeID="_x0000_i1025" DrawAspect="Content" ObjectID="_1840541945" r:id="rId16"/>
+          <o:OLEObject Type="Embed" ProgID="Word.Document.12" ShapeID="_x0000_i1025" DrawAspect="Content" ObjectID="_1840819227" r:id="rId16"/>
         </w:object>
       </w:r>
     </w:p>
@@ -1652,6 +1652,9 @@
     <w:p>
       <w:pPr>
         <w:ind w:firstLine="480"/>
+        <w:rPr>
+          <w:rFonts w:hint="eastAsia"/>
+        </w:rPr>
       </w:pPr>
     </w:p>
     <w:p>
@@ -8381,13 +8384,7 @@
         <w:rPr>
           <w:rFonts w:hint="eastAsia"/>
         </w:rPr>
-        <w:t>）</w:t>
-      </w:r>
-      <w:r>
-        <w:rPr>
-          <w:rFonts w:hint="eastAsia"/>
-        </w:rPr>
-        <w:t>理论意义</w:t>
+        <w:t>）理论意义</w:t>
       </w:r>
     </w:p>
     <w:p>
@@ -8724,13 +8721,7 @@
         <w:rPr>
           <w:rFonts w:hint="eastAsia"/>
         </w:rPr>
-        <w:t>）</w:t>
-      </w:r>
-      <w:r>
-        <w:rPr>
-          <w:rFonts w:hint="eastAsia"/>
-        </w:rPr>
-        <w:t>实践意义</w:t>
+        <w:t>）实践意义</w:t>
       </w:r>
     </w:p>
     <w:p>
@@ -12050,9 +12041,6 @@
         </w:rPr>
         <w:t>）面向多粒度任务的动态规划与交织检索调度范式</w:t>
       </w:r>
-      <w:r>
-        <w:t xml:space="preserve"> </w:t>
-      </w:r>
     </w:p>
     <w:p>
       <w:pPr>
@@ -12195,9 +12183,6 @@
           <w:bCs/>
         </w:rPr>
         <w:t>约束的高密度图谱组织机制</w:t>
-      </w:r>
-      <w:r>
-        <w:t xml:space="preserve"> </w:t>
       </w:r>
     </w:p>
     <w:p>
@@ -13049,7 +13034,7 @@
         </w:rPr>
         <w:lastRenderedPageBreak/>
         <w:drawing>
-          <wp:inline distT="0" distB="0" distL="0" distR="0" wp14:anchorId="3780C44A" wp14:editId="61F71609">
+          <wp:inline distT="0" distB="0" distL="0" distR="0" wp14:anchorId="3780C44A" wp14:editId="3C4417A9">
             <wp:extent cx="2636520" cy="4506595"/>
             <wp:effectExtent l="0" t="0" r="5080" b="1905"/>
             <wp:docPr id="1780726780" name="图片 1"/>
@@ -15422,6 +15407,10 @@
         <w:tc>
           <w:tcPr>
             <w:tcW w:w="1545" w:type="dxa"/>
+            <w:tcBorders>
+              <w:top w:val="nil"/>
+              <w:bottom w:val="single" w:sz="4" w:space="0" w:color="auto"/>
+            </w:tcBorders>
             <w:tcMar>
               <w:right w:w="180" w:type="dxa"/>
             </w:tcMar>
@@ -15439,6 +15428,10 @@
         <w:tc>
           <w:tcPr>
             <w:tcW w:w="2413" w:type="dxa"/>
+            <w:tcBorders>
+              <w:top w:val="nil"/>
+              <w:bottom w:val="single" w:sz="4" w:space="0" w:color="auto"/>
+            </w:tcBorders>
             <w:tcMar>
               <w:right w:w="180" w:type="dxa"/>
             </w:tcMar>
@@ -15456,6 +15449,10 @@
         <w:tc>
           <w:tcPr>
             <w:tcW w:w="0" w:type="auto"/>
+            <w:tcBorders>
+              <w:top w:val="nil"/>
+              <w:bottom w:val="single" w:sz="4" w:space="0" w:color="auto"/>
+            </w:tcBorders>
             <w:tcMar>
               <w:right w:w="180" w:type="dxa"/>
             </w:tcMar>
@@ -15473,6 +15470,10 @@
         <w:tc>
           <w:tcPr>
             <w:tcW w:w="0" w:type="auto"/>
+            <w:tcBorders>
+              <w:top w:val="nil"/>
+              <w:bottom w:val="single" w:sz="4" w:space="0" w:color="auto"/>
+            </w:tcBorders>
             <w:tcMar>
               <w:right w:w="0" w:type="dxa"/>
             </w:tcMar>
@@ -15496,7 +15497,7 @@
           <w:tcPr>
             <w:tcW w:w="1545" w:type="dxa"/>
             <w:tcBorders>
-              <w:top w:val="single" w:sz="4" w:space="0" w:color="auto"/>
+              <w:top w:val="nil"/>
               <w:bottom w:val="nil"/>
             </w:tcBorders>
             <w:tcMar>
@@ -15517,7 +15518,7 @@
           <w:tcPr>
             <w:tcW w:w="2413" w:type="dxa"/>
             <w:tcBorders>
-              <w:top w:val="single" w:sz="4" w:space="0" w:color="auto"/>
+              <w:top w:val="nil"/>
               <w:bottom w:val="nil"/>
             </w:tcBorders>
             <w:tcMar>
@@ -15538,7 +15539,7 @@
           <w:tcPr>
             <w:tcW w:w="0" w:type="auto"/>
             <w:tcBorders>
-              <w:top w:val="single" w:sz="4" w:space="0" w:color="auto"/>
+              <w:top w:val="nil"/>
               <w:bottom w:val="nil"/>
             </w:tcBorders>
             <w:tcMar>
@@ -15559,7 +15560,7 @@
           <w:tcPr>
             <w:tcW w:w="0" w:type="auto"/>
             <w:tcBorders>
-              <w:top w:val="single" w:sz="4" w:space="0" w:color="auto"/>
+              <w:top w:val="nil"/>
               <w:bottom w:val="nil"/>
             </w:tcBorders>
             <w:tcMar>
@@ -15832,13 +15833,7 @@
         <w:t>Global</w:t>
       </w:r>
       <w:r>
-        <w:t>三类任务意图；再次，将</w:t>
-      </w:r>
-      <w:r>
-        <w:t>60</w:t>
-      </w:r>
-      <w:r>
-        <w:t>个测试对及多维评测指标前置为实验任务基准，以明确后续实验究竟测量何种能力；最后，从第二章瓶颈推导出细粒度证据保持、关系路径保持、全局语义覆盖和动态任务规划四类问题侧约束，为第四章</w:t>
+        <w:t>三类任务意图；最后，从第二章瓶颈推导出细粒度证据保持、关系路径保持、全局语义覆盖和动态任务规划四类问题侧约束，为第四章</w:t>
       </w:r>
       <w:r>
         <w:t>E-GraphRAG</w:t>
@@ -15976,18 +15971,35 @@
       </w:r>
       <w:r>
         <w:rPr>
+          <w:rStyle w:val="aff6"/>
+        </w:rPr>
+        <w:footnoteReference w:id="51"/>
+      </w:r>
+      <w:r>
+        <w:rPr>
           <w:rStyle w:val="bzpyqfadein"/>
         </w:rPr>
-        <w:t>，针对企业知识检索场景中的结构化知识检索需求，对知识图构建策略、语义归一机制以及检索调度流程进行了改进，并形成一个面向企业合同知识检索任务的</w:t>
-      </w:r>
-      <w:proofErr w:type="spellStart"/>
+        <w:t>，</w:t>
+      </w:r>
       <w:r>
         <w:rPr>
           <w:rStyle w:val="bzpyqfadein"/>
+          <w:rFonts w:hint="eastAsia"/>
+        </w:rPr>
+        <w:t>本研究</w:t>
+      </w:r>
+      <w:r>
+        <w:rPr>
+          <w:rStyle w:val="bzpyqfadein"/>
+        </w:rPr>
+        <w:t>针对企业知识检索场景中的结构化知识检索需求，对知识图构建策略、语义归一机制以及检索调度流程进行了改进，并形成一个面向企业合同知识检索任务的</w:t>
+      </w:r>
+      <w:r>
+        <w:rPr>
+          <w:rStyle w:val="bzpyqfadein"/>
         </w:rPr>
         <w:t>GraphRAG</w:t>
       </w:r>
-      <w:proofErr w:type="spellEnd"/>
       <w:r>
         <w:rPr>
           <w:rStyle w:val="bzpyqfadein"/>
@@ -18200,9 +18212,6 @@
     <w:p>
       <w:pPr>
         <w:ind w:firstLine="480"/>
-        <w:rPr>
-          <w:rFonts w:hint="eastAsia"/>
-        </w:rPr>
       </w:pPr>
     </w:p>
     <w:p>
@@ -21394,9 +21403,6 @@
     <w:p>
       <w:pPr>
         <w:ind w:firstLine="480"/>
-        <w:rPr>
-          <w:rFonts w:hint="eastAsia"/>
-        </w:rPr>
       </w:pPr>
       <w:r>
         <w:t>为验证</w:t>
@@ -22634,9 +22640,6 @@
     <w:p>
       <w:pPr>
         <w:ind w:firstLine="480"/>
-        <w:rPr>
-          <w:rFonts w:hint="eastAsia"/>
-        </w:rPr>
       </w:pPr>
     </w:p>
     <w:p>
@@ -23175,9 +23178,6 @@
     <w:p>
       <w:pPr>
         <w:ind w:firstLine="480"/>
-        <w:rPr>
-          <w:rFonts w:hint="eastAsia"/>
-        </w:rPr>
       </w:pPr>
     </w:p>
     <w:p>
@@ -32069,14 +32069,14 @@
             <w:pPr>
               <w:ind w:firstLine="480"/>
               <w:rPr>
-                <w:rFonts w:ascii="Calibri" w:hAnsi="Calibri" w:cs="Times New Roman"/>
+                <w:rFonts w:cs="Times New Roman"/>
                 <w:i/>
                 <w:iCs/>
               </w:rPr>
             </w:pPr>
             <w:r>
               <w:rPr>
-                <w:rFonts w:ascii="Calibri" w:hAnsi="Calibri" w:cs="Times New Roman"/>
+                <w:rFonts w:cs="Times New Roman"/>
                 <w:i/>
                 <w:iCs/>
               </w:rPr>
@@ -33307,14 +33307,14 @@
             <w:pPr>
               <w:ind w:firstLine="480"/>
               <w:rPr>
-                <w:rFonts w:ascii="Calibri" w:hAnsi="Calibri" w:cs="Times New Roman"/>
+                <w:rFonts w:cs="Times New Roman"/>
                 <w:i/>
                 <w:iCs/>
               </w:rPr>
             </w:pPr>
             <w:r>
               <w:rPr>
-                <w:rFonts w:ascii="Calibri" w:hAnsi="Calibri" w:cs="Times New Roman"/>
+                <w:rFonts w:cs="Times New Roman"/>
                 <w:i/>
                 <w:iCs/>
               </w:rPr>
@@ -33322,7 +33322,7 @@
             </w:r>
             <w:r>
               <w:rPr>
-                <w:rFonts w:ascii="Calibri" w:hAnsi="Calibri" w:cs="Times New Roman"/>
+                <w:rFonts w:cs="Times New Roman"/>
                 <w:i/>
                 <w:iCs/>
               </w:rPr>
@@ -34436,14 +34436,14 @@
             <w:pPr>
               <w:ind w:firstLine="480"/>
               <w:rPr>
-                <w:rFonts w:ascii="Calibri" w:hAnsi="Calibri" w:cs="Times New Roman"/>
+                <w:rFonts w:cs="Times New Roman"/>
                 <w:i/>
                 <w:iCs/>
               </w:rPr>
             </w:pPr>
             <w:r>
               <w:rPr>
-                <w:rFonts w:ascii="Calibri" w:hAnsi="Calibri" w:cs="Times New Roman"/>
+                <w:rFonts w:cs="Times New Roman"/>
                 <w:i/>
                 <w:iCs/>
               </w:rPr>
@@ -34451,7 +34451,7 @@
             </w:r>
             <w:r>
               <w:rPr>
-                <w:rFonts w:ascii="Calibri" w:hAnsi="Calibri" w:cs="Times New Roman"/>
+                <w:rFonts w:cs="Times New Roman"/>
                 <w:i/>
                 <w:iCs/>
               </w:rPr>
@@ -35681,14 +35681,14 @@
             <w:pPr>
               <w:ind w:firstLine="480"/>
               <w:rPr>
-                <w:rFonts w:ascii="Calibri" w:hAnsi="Calibri" w:cs="Times New Roman"/>
+                <w:rFonts w:cs="Times New Roman"/>
                 <w:i/>
                 <w:iCs/>
               </w:rPr>
             </w:pPr>
             <w:r>
               <w:rPr>
-                <w:rFonts w:ascii="Calibri" w:hAnsi="Calibri" w:cs="Times New Roman"/>
+                <w:rFonts w:cs="Times New Roman"/>
                 <w:i/>
                 <w:iCs/>
               </w:rPr>
@@ -39537,6 +39537,37 @@
           <w:shd w:val="clear" w:color="auto" w:fill="FFFFFF"/>
         </w:rPr>
         <w:t>-as-a-judge[C]//Proceedings of the 2025 Conference on Empirical Methods in Natural Language Processing. 2025: 2757-2791.</w:t>
+      </w:r>
+    </w:p>
+    <w:p>
+      <w:pPr>
+        <w:numPr>
+          <w:ilvl w:val="0"/>
+          <w:numId w:val="3"/>
+        </w:numPr>
+        <w:tabs>
+          <w:tab w:val="left" w:pos="720"/>
+        </w:tabs>
+        <w:ind w:left="360" w:firstLine="480"/>
+      </w:pPr>
+      <w:r>
+        <w:t xml:space="preserve">Dong J, An S, Yu Y, et al. </w:t>
+      </w:r>
+      <w:proofErr w:type="spellStart"/>
+      <w:r>
+        <w:t>Youtu-graphrag</w:t>
+      </w:r>
+      <w:proofErr w:type="spellEnd"/>
+      <w:r>
+        <w:t xml:space="preserve">: Vertically unified agents for graph retrieval-augmented complex reasoning[J]. </w:t>
+      </w:r>
+      <w:proofErr w:type="spellStart"/>
+      <w:r>
+        <w:t>arXiv</w:t>
+      </w:r>
+      <w:proofErr w:type="spellEnd"/>
+      <w:r>
+        <w:t xml:space="preserve"> preprint arXiv:2508.19855, 2025.</w:t>
       </w:r>
     </w:p>
     <w:p>
@@ -43372,6 +43403,75 @@
           <w:shd w:val="clear" w:color="auto" w:fill="FFFFFF"/>
         </w:rPr>
         <w:t>-as-a-judge[C]//Proceedings of the 2025 Conference on Empirical Methods in Natural Language Processing. 2025: 2757-2791.</w:t>
+      </w:r>
+    </w:p>
+  </w:footnote>
+  <w:footnote w:id="51">
+    <w:p>
+      <w:pPr>
+        <w:pStyle w:val="af6"/>
+        <w:ind w:firstLine="360"/>
+        <w:rPr>
+          <w:rFonts w:hint="eastAsia"/>
+        </w:rPr>
+      </w:pPr>
+      <w:r>
+        <w:rPr>
+          <w:rStyle w:val="aff6"/>
+        </w:rPr>
+        <w:footnoteRef/>
+      </w:r>
+      <w:r>
+        <w:rPr>
+          <w:rFonts w:cs="Times New Roman"/>
+          <w:color w:val="222222"/>
+          <w:shd w:val="clear" w:color="auto" w:fill="FFFFFF"/>
+        </w:rPr>
+        <w:t xml:space="preserve"> </w:t>
+      </w:r>
+      <w:r>
+        <w:rPr>
+          <w:rFonts w:cs="Times New Roman"/>
+          <w:color w:val="222222"/>
+          <w:shd w:val="clear" w:color="auto" w:fill="FFFFFF"/>
+        </w:rPr>
+        <w:t xml:space="preserve">Dong J, An S, Yu Y, et al. </w:t>
+      </w:r>
+      <w:proofErr w:type="spellStart"/>
+      <w:r>
+        <w:rPr>
+          <w:rFonts w:cs="Times New Roman"/>
+          <w:color w:val="222222"/>
+          <w:shd w:val="clear" w:color="auto" w:fill="FFFFFF"/>
+        </w:rPr>
+        <w:t>Youtu-graphrag</w:t>
+      </w:r>
+      <w:proofErr w:type="spellEnd"/>
+      <w:r>
+        <w:rPr>
+          <w:rFonts w:cs="Times New Roman"/>
+          <w:color w:val="222222"/>
+          <w:shd w:val="clear" w:color="auto" w:fill="FFFFFF"/>
+        </w:rPr>
+        <w:t xml:space="preserve">: Vertically unified agents for graph retrieval-augmented complex reasoning[J]. </w:t>
+      </w:r>
+      <w:proofErr w:type="spellStart"/>
+      <w:r>
+        <w:rPr>
+          <w:rFonts w:cs="Times New Roman"/>
+          <w:color w:val="222222"/>
+          <w:shd w:val="clear" w:color="auto" w:fill="FFFFFF"/>
+        </w:rPr>
+        <w:t>arXiv</w:t>
+      </w:r>
+      <w:proofErr w:type="spellEnd"/>
+      <w:r>
+        <w:rPr>
+          <w:rFonts w:cs="Times New Roman"/>
+          <w:color w:val="222222"/>
+          <w:shd w:val="clear" w:color="auto" w:fill="FFFFFF"/>
+        </w:rPr>
+        <w:t xml:space="preserve"> preprint arXiv:2508.19855, 2025.</w:t>
       </w:r>
     </w:p>
   </w:footnote>
